--- a/storage/templates/Contrato_de_Trabalho_-_RECEPCIONISTA.docx
+++ b/storage/templates/Contrato_de_Trabalho_-_RECEPCIONISTA.docx
@@ -125,7 +125,7 @@
           <w:szCs w:val="24"/>
           <w:shd w:fill="auto" w:val="clear"/>
         </w:rPr>
-        <w:t>{{empresa_nome}} ,</w:t>
+        <w:t>{{empresa_nome}}} ,</w:t>
       </w:r>
       <w:r>
         <w:rPr>
@@ -3384,7 +3384,7 @@
           <w:sz w:val="24"/>
           <w:szCs w:val="24"/>
         </w:rPr>
-        <w:t>{{empresa_nome}</w:t>
+        <w:t>{{empresa_nome}}</w:t>
       </w:r>
     </w:p>
     <w:p>
